--- a/ENCYCLOPAEDIA/Acceleration.docx
+++ b/ENCYCLOPAEDIA/Acceleration.docx
@@ -16,7 +16,15 @@
           <w:szCs w:val="40"/>
           <w:lang w:val="en-US"/>
         </w:rPr>
-        <w:t>Acceleration</w:t>
+        <w:t>A</w:t>
+      </w:r>
+      <w:r>
+        <w:rPr>
+          <w:sz w:val="40"/>
+          <w:szCs w:val="40"/>
+          <w:lang w:val="en-US"/>
+        </w:rPr>
+        <w:t>CCELERATION</w:t>
       </w:r>
     </w:p>
     <w:p>
